--- a/isr_submission/NMI_Manuscript.docx
+++ b/isr_submission/NMI_Manuscript.docx
@@ -5966,7 +5966,7 @@
           <w:b w:val="0"/>
           <w:i w:val="0"/>
         </w:rPr>
-        <w:t>All code for the model, figures and public-data analyses is provided in the replication package, with a script that reproduces the key numbers in the text. [Authors: deposit the package in a public repository with a DOI before submission and cite it here.]</w:t>
+        <w:t>All code for the model, figures and public-data analyses is provided in the replication package, with a script that reproduces the key numbers in the text, and is archived on Zenodo (https://doi.org/10.5281/zenodo.23652337).</w:t>
       </w:r>
     </w:p>
     <w:p>

--- a/isr_submission/NMI_Manuscript.docx
+++ b/isr_submission/NMI_Manuscript.docx
@@ -1120,7 +1120,7 @@
           <w:b w:val="0"/>
           <w:i w:val="0"/>
         </w:rPr>
-        <w:t xml:space="preserve"> outgrows a logarithmic term. The class of contracts covered includes menus, two-part tariffs and fixed-damages warranties. Table 1 gives the guaranteed thresholds. The guarantee is a bound, not the actual exclusion boundary: at </w:t>
+        <w:t xml:space="preserve"> outgrows a logarithmic term. The class of contracts covered includes menus, two-part tariffs and fixed-damages warranties. Table 1 gives the guaranteed thresholds. The guarantee is the exact exclusion boundary in the limit of an arbitrarily cheap or fast tool (Methods, Corollary 3.1) and an upper bound on it otherwise: at </w:t>
       </w:r>
       <w:r>
         <w:rPr>
@@ -4710,6 +4710,285 @@
           <w:b/>
           <w:i w:val="0"/>
         </w:rPr>
+        <w:t>Corollary 3.1 (tightness).</w:t>
+      </w:r>
+      <w:r>
+        <w:rPr>
+          <w:b w:val="0"/>
+          <w:i w:val="0"/>
+        </w:rPr>
+        <w:t xml:space="preserve"> For 0 &lt; </w:t>
+      </w:r>
+      <w:r>
+        <w:rPr>
+          <w:b w:val="0"/>
+          <w:i/>
+        </w:rPr>
+        <w:t>A</w:t>
+      </w:r>
+      <w:r>
+        <w:rPr>
+          <w:b w:val="0"/>
+          <w:i w:val="0"/>
+        </w:rPr>
+        <w:t xml:space="preserve"> &lt; 1, let κ̄ solve </w:t>
+      </w:r>
+      <w:r>
+        <w:rPr>
+          <w:b w:val="0"/>
+          <w:i/>
+        </w:rPr>
+        <w:t>h</w:t>
+      </w:r>
+      <w:r>
+        <w:rPr>
+          <w:b w:val="0"/>
+          <w:i w:val="0"/>
+        </w:rPr>
+        <w:t xml:space="preserve">(κ̄) = </w:t>
+      </w:r>
+      <w:r>
+        <w:rPr>
+          <w:b w:val="0"/>
+          <w:i/>
+        </w:rPr>
+        <w:t>A</w:t>
+      </w:r>
+      <w:r>
+        <w:rPr>
+          <w:b w:val="0"/>
+          <w:i w:val="0"/>
+        </w:rPr>
+        <w:t>, the τ = 0 threshold of Proposition 3. The upper end κ</w:t>
+      </w:r>
+      <w:r>
+        <w:rPr>
+          <w:b w:val="0"/>
+          <w:i w:val="0"/>
+          <w:vertAlign w:val="superscript"/>
+        </w:rPr>
+        <w:t>*</w:t>
+      </w:r>
+      <w:r>
+        <w:rPr>
+          <w:b w:val="0"/>
+          <w:i w:val="0"/>
+        </w:rPr>
+        <w:t xml:space="preserve"> of the adoption window under a linear price satisfies κ</w:t>
+      </w:r>
+      <w:r>
+        <w:rPr>
+          <w:b w:val="0"/>
+          <w:i w:val="0"/>
+          <w:vertAlign w:val="superscript"/>
+        </w:rPr>
+        <w:t>*</w:t>
+      </w:r>
+      <w:r>
+        <w:rPr>
+          <w:b w:val="0"/>
+          <w:i w:val="0"/>
+        </w:rPr>
+        <w:t xml:space="preserve"> &lt; κ̄ for every finite ρ and κ</w:t>
+      </w:r>
+      <w:r>
+        <w:rPr>
+          <w:b w:val="0"/>
+          <w:i w:val="0"/>
+          <w:vertAlign w:val="superscript"/>
+        </w:rPr>
+        <w:t>*</w:t>
+      </w:r>
+      <w:r>
+        <w:rPr>
+          <w:b w:val="0"/>
+          <w:i w:val="0"/>
+        </w:rPr>
+        <w:t xml:space="preserve"> ↑ κ̄ as ρ → ∞. </w:t>
+      </w:r>
+      <w:r>
+        <w:rPr>
+          <w:b w:val="0"/>
+          <w:i/>
+        </w:rPr>
+        <w:t>Proof:</w:t>
+      </w:r>
+      <w:r>
+        <w:rPr>
+          <w:b w:val="0"/>
+          <w:i w:val="0"/>
+        </w:rPr>
+        <w:t xml:space="preserve"> at κ</w:t>
+      </w:r>
+      <w:r>
+        <w:rPr>
+          <w:b w:val="0"/>
+          <w:i w:val="0"/>
+          <w:vertAlign w:val="superscript"/>
+        </w:rPr>
+        <w:t>*</w:t>
+      </w:r>
+      <w:r>
+        <w:rPr>
+          <w:b w:val="0"/>
+          <w:i w:val="0"/>
+        </w:rPr>
+        <w:t xml:space="preserve">, </w:t>
+      </w:r>
+      <w:r>
+        <w:rPr>
+          <w:b w:val="0"/>
+          <w:i/>
+        </w:rPr>
+        <w:t>h</w:t>
+      </w:r>
+      <w:r>
+        <w:rPr>
+          <w:b w:val="0"/>
+          <w:i w:val="0"/>
+        </w:rPr>
+        <w:t>(κ</w:t>
+      </w:r>
+      <w:r>
+        <w:rPr>
+          <w:b w:val="0"/>
+          <w:i w:val="0"/>
+          <w:vertAlign w:val="superscript"/>
+        </w:rPr>
+        <w:t>*</w:t>
+      </w:r>
+      <w:r>
+        <w:rPr>
+          <w:b w:val="0"/>
+          <w:i w:val="0"/>
+        </w:rPr>
+        <w:t xml:space="preserve">) = </w:t>
+      </w:r>
+      <w:r>
+        <w:rPr>
+          <w:b w:val="0"/>
+          <w:i/>
+        </w:rPr>
+        <w:t>A h</w:t>
+      </w:r>
+      <w:r>
+        <w:rPr>
+          <w:b w:val="0"/>
+          <w:i w:val="0"/>
+        </w:rPr>
+        <w:t>(ρκ</w:t>
+      </w:r>
+      <w:r>
+        <w:rPr>
+          <w:b w:val="0"/>
+          <w:i w:val="0"/>
+          <w:vertAlign w:val="superscript"/>
+        </w:rPr>
+        <w:t>*</w:t>
+      </w:r>
+      <w:r>
+        <w:rPr>
+          <w:b w:val="0"/>
+          <w:i w:val="0"/>
+        </w:rPr>
+        <w:t xml:space="preserve">) &lt; </w:t>
+      </w:r>
+      <w:r>
+        <w:rPr>
+          <w:b w:val="0"/>
+          <w:i/>
+        </w:rPr>
+        <w:t>A</w:t>
+      </w:r>
+      <w:r>
+        <w:rPr>
+          <w:b w:val="0"/>
+          <w:i w:val="0"/>
+        </w:rPr>
+        <w:t>, so κ</w:t>
+      </w:r>
+      <w:r>
+        <w:rPr>
+          <w:b w:val="0"/>
+          <w:i w:val="0"/>
+          <w:vertAlign w:val="superscript"/>
+        </w:rPr>
+        <w:t>*</w:t>
+      </w:r>
+      <w:r>
+        <w:rPr>
+          <w:b w:val="0"/>
+          <w:i w:val="0"/>
+        </w:rPr>
+        <w:t xml:space="preserve"> &lt; κ̄; for κ &lt; κ̄, </w:t>
+      </w:r>
+      <w:r>
+        <w:rPr>
+          <w:b w:val="0"/>
+          <w:i/>
+        </w:rPr>
+        <w:t>h</w:t>
+      </w:r>
+      <w:r>
+        <w:rPr>
+          <w:b w:val="0"/>
+          <w:i w:val="0"/>
+        </w:rPr>
+        <w:t xml:space="preserve">(κ) &lt; </w:t>
+      </w:r>
+      <w:r>
+        <w:rPr>
+          <w:b w:val="0"/>
+          <w:i/>
+        </w:rPr>
+        <w:t>A</w:t>
+      </w:r>
+      <w:r>
+        <w:rPr>
+          <w:b w:val="0"/>
+          <w:i w:val="0"/>
+        </w:rPr>
+        <w:t xml:space="preserve"> = lim </w:t>
+      </w:r>
+      <w:r>
+        <w:rPr>
+          <w:b w:val="0"/>
+          <w:i/>
+        </w:rPr>
+        <w:t>A h</w:t>
+      </w:r>
+      <w:r>
+        <w:rPr>
+          <w:b w:val="0"/>
+          <w:i w:val="0"/>
+        </w:rPr>
+        <w:t>(ρκ), so κ</w:t>
+      </w:r>
+      <w:r>
+        <w:rPr>
+          <w:b w:val="0"/>
+          <w:i w:val="0"/>
+          <w:vertAlign w:val="superscript"/>
+        </w:rPr>
+        <w:t>*</w:t>
+      </w:r>
+      <w:r>
+        <w:rPr>
+          <w:b w:val="0"/>
+          <w:i w:val="0"/>
+        </w:rPr>
+        <w:t xml:space="preserve"> &gt; κ for large ρ.</w:t>
+      </w:r>
+    </w:p>
+    <w:p>
+      <w:pPr>
+        <w:spacing w:after="0" w:before="0"/>
+      </w:pPr>
+      <w:r>
+        <w:rPr>
+          <w:b/>
+          <w:i w:val="0"/>
+        </w:rPr>
         <w:t>Proposition 4 (stakes scaling).</w:t>
       </w:r>
       <w:r>
